--- a/Fase 2/Evidencias Proyecto/Evidencias de documentación/1.2 Sprint Planning/1.2.3 Sprint-fase2.docx
+++ b/Fase 2/Evidencias Proyecto/Evidencias de documentación/1.2 Sprint Planning/1.2.3 Sprint-fase2.docx
@@ -1007,7 +1007,7 @@
         <w:rPr>
           <w:rtl w:val="0"/>
         </w:rPr>
-        <w:t xml:space="preserve"> Implementar la autenticación de usuarios, avanzar en la configuración de la red de contactos de emergencia, hacer arreglos  en base de datos y correcciones.</w:t>
+        <w:t xml:space="preserve"> Implementar la autenticación de usuarios, hacer arreglos en base de datos y correcciones.</w:t>
       </w:r>
     </w:p>
     <w:p>
@@ -1369,6 +1369,827 @@
           </w:p>
         </w:tc>
       </w:tr>
+    </w:tbl>
+    <w:p>
+      <w:pPr>
+        <w:rPr>
+          <w:b w:val="1"/>
+          <w:bCs w:val="1"/>
+          <w:color w:val="17365d"/>
+        </w:rPr>
+      </w:pPr>
+      <w:r>
+        <w:rPr>
+          <w:b w:val="1"/>
+          <w:bCs w:val="1"/>
+          <w:color w:val="17365d"/>
+          <w:rtl w:val="0"/>
+        </w:rPr>
+        <w:t xml:space="preserve">Tareas del Sprint Backlog</w:t>
+      </w:r>
+    </w:p>
+    <w:p>
+      <w:pPr>
+        <w:numPr>
+          <w:ilvl w:val="0"/>
+          <w:numId w:val="3"/>
+        </w:numPr>
+        <w:spacing w:after="0" w:afterAutospacing="0" w:lineRule="auto"/>
+        <w:ind w:left="720" w:hanging="360"/>
+      </w:pPr>
+      <w:r>
+        <w:rPr>
+          <w:rtl w:val="0"/>
+        </w:rPr>
+        <w:t xml:space="preserve">Implementar la validación de credenciales y generación de token JWT seguro.</w:t>
+      </w:r>
+    </w:p>
+    <w:p>
+      <w:pPr>
+        <w:numPr>
+          <w:ilvl w:val="0"/>
+          <w:numId w:val="3"/>
+        </w:numPr>
+        <w:spacing w:after="0" w:afterAutospacing="0" w:lineRule="auto"/>
+        <w:ind w:left="720" w:hanging="360"/>
+        <w:rPr>
+          <w:u w:val="none"/>
+        </w:rPr>
+      </w:pPr>
+      <w:r>
+        <w:rPr>
+          <w:rtl w:val="0"/>
+        </w:rPr>
+        <w:t xml:space="preserve">Implementar el mantenimiento seguro de la sesión en la aplicación.</w:t>
+      </w:r>
+    </w:p>
+    <w:p>
+      <w:pPr>
+        <w:numPr>
+          <w:ilvl w:val="0"/>
+          <w:numId w:val="3"/>
+        </w:numPr>
+        <w:spacing w:after="0" w:afterAutospacing="0" w:lineRule="auto"/>
+        <w:ind w:left="720" w:hanging="360"/>
+        <w:rPr>
+          <w:u w:val="none"/>
+        </w:rPr>
+      </w:pPr>
+      <w:r>
+        <w:rPr>
+          <w:rtl w:val="0"/>
+        </w:rPr>
+        <w:t xml:space="preserve">Correcciones dadas por la retroalimentación.</w:t>
+      </w:r>
+    </w:p>
+    <w:p>
+      <w:pPr>
+        <w:numPr>
+          <w:ilvl w:val="0"/>
+          <w:numId w:val="3"/>
+        </w:numPr>
+        <w:spacing w:after="0" w:afterAutospacing="0" w:lineRule="auto"/>
+        <w:ind w:left="720" w:hanging="360"/>
+        <w:rPr>
+          <w:u w:val="none"/>
+        </w:rPr>
+      </w:pPr>
+      <w:r>
+        <w:rPr>
+          <w:rtl w:val="0"/>
+        </w:rPr>
+        <w:t xml:space="preserve">Arreglar problemas con la conexión de la base de datos.</w:t>
+      </w:r>
+    </w:p>
+    <w:p>
+      <w:pPr>
+        <w:numPr>
+          <w:ilvl w:val="0"/>
+          <w:numId w:val="3"/>
+        </w:numPr>
+        <w:spacing w:after="60" w:lineRule="auto"/>
+        <w:ind w:left="720" w:hanging="360"/>
+        <w:rPr>
+          <w:u w:val="none"/>
+        </w:rPr>
+      </w:pPr>
+      <w:r>
+        <w:rPr>
+          <w:rtl w:val="0"/>
+        </w:rPr>
+        <w:t xml:space="preserve">Preparar para el consumo de APIs externas.</w:t>
+      </w:r>
+      <w:r>
+        <w:rPr>
+          <w:rtl w:val="0"/>
+        </w:rPr>
+      </w:r>
+    </w:p>
+    <w:p>
+      <w:pPr>
+        <w:rPr>
+          <w:b w:val="1"/>
+          <w:bCs w:val="1"/>
+          <w:color w:val="17365d"/>
+        </w:rPr>
+      </w:pPr>
+      <w:r>
+        <w:rPr>
+          <w:b w:val="1"/>
+          <w:bCs w:val="1"/>
+          <w:color w:val="17365d"/>
+          <w:rtl w:val="0"/>
+        </w:rPr>
+        <w:t xml:space="preserve">Seguimiento y evidencia esperada</w:t>
+      </w:r>
+    </w:p>
+    <w:p>
+      <w:pPr>
+        <w:numPr>
+          <w:ilvl w:val="0"/>
+          <w:numId w:val="2"/>
+        </w:numPr>
+        <w:spacing w:after="0" w:afterAutospacing="0" w:lineRule="auto"/>
+        <w:ind w:left="720" w:hanging="360"/>
+      </w:pPr>
+      <w:r>
+        <w:rPr>
+          <w:rtl w:val="0"/>
+        </w:rPr>
+        <w:t xml:space="preserve">Daily Scrum: 28, 29 y 30 de agosto 1, 2, 5, 6, 7, 8 y 9 de octubre</w:t>
+      </w:r>
+    </w:p>
+    <w:p>
+      <w:pPr>
+        <w:numPr>
+          <w:ilvl w:val="0"/>
+          <w:numId w:val="2"/>
+        </w:numPr>
+        <w:spacing w:after="0" w:afterAutospacing="0" w:lineRule="auto"/>
+        <w:ind w:left="720" w:hanging="360"/>
+      </w:pPr>
+      <w:r>
+        <w:rPr>
+          <w:rtl w:val="0"/>
+        </w:rPr>
+        <w:t xml:space="preserve">Evidencia esperada: Inicio de sesión, validación de credenciales, generación del JWT, consumo de las APIs externas, correcciones con su evidencia, registro de contacto y validaciones de formato y límite.</w:t>
+      </w:r>
+    </w:p>
+    <w:p>
+      <w:pPr>
+        <w:numPr>
+          <w:ilvl w:val="0"/>
+          <w:numId w:val="2"/>
+        </w:numPr>
+        <w:spacing w:after="0" w:afterAutospacing="0" w:lineRule="auto"/>
+        <w:ind w:left="720" w:hanging="360"/>
+      </w:pPr>
+      <w:r>
+        <w:rPr>
+          <w:rtl w:val="0"/>
+        </w:rPr>
+        <w:t xml:space="preserve">Cierre: Sprint Review y Sprint Retrospective </w:t>
+      </w:r>
+    </w:p>
+    <w:p>
+      <w:pPr>
+        <w:numPr>
+          <w:ilvl w:val="0"/>
+          <w:numId w:val="2"/>
+        </w:numPr>
+        <w:spacing w:after="60" w:lineRule="auto"/>
+        <w:ind w:left="720" w:hanging="360"/>
+      </w:pPr>
+      <w:r>
+        <w:rPr>
+          <w:rtl w:val="0"/>
+        </w:rPr>
+        <w:t xml:space="preserve">Resultado en Trello: objetivo cumplido 3/3 y tarjetas del Sprint completadas.</w:t>
+      </w:r>
+    </w:p>
+    <w:p>
+      <w:pPr>
+        <w:pBdr>
+          <w:top w:color="auto" w:space="0" w:sz="0" w:val="none"/>
+          <w:left w:color="auto" w:space="0" w:sz="0" w:val="none"/>
+          <w:bottom w:color="auto" w:space="0" w:sz="0" w:val="none"/>
+          <w:right w:color="auto" w:space="0" w:sz="0" w:val="none"/>
+          <w:between w:color="auto" w:space="0" w:sz="0" w:val="none"/>
+        </w:pBdr>
+        <w:shd w:fill="ffffff" w:val="clear"/>
+        <w:spacing w:after="100" w:before="200" w:line="259.20000000000005" w:lineRule="auto"/>
+        <w:rPr>
+          <w:rFonts w:ascii="Calibri" w:cs="Calibri" w:eastAsia="Calibri" w:hAnsi="Calibri"/>
+          <w:b w:val="1"/>
+          <w:bCs w:val="1"/>
+          <w:color w:val="4f81bd"/>
+          <w:sz w:val="26"/>
+          <w:szCs w:val="26"/>
+        </w:rPr>
+      </w:pPr>
+      <w:r>
+        <w:rPr>
+          <w:b w:val="1"/>
+          <w:bCs w:val="1"/>
+          <w:color w:val="17365d"/>
+          <w:rtl w:val="0"/>
+        </w:rPr>
+        <w:t xml:space="preserve">Definition of Done</w:t>
+      </w:r>
+      <w:r>
+        <w:rPr>
+          <w:rtl w:val="0"/>
+        </w:rPr>
+      </w:r>
+    </w:p>
+    <w:p>
+      <w:pPr>
+        <w:numPr>
+          <w:ilvl w:val="0"/>
+          <w:numId w:val="1"/>
+        </w:numPr>
+        <w:pBdr>
+          <w:top w:color="auto" w:space="0" w:sz="0" w:val="none"/>
+          <w:left w:color="auto" w:space="0" w:sz="0" w:val="none"/>
+          <w:bottom w:color="auto" w:space="0" w:sz="0" w:val="none"/>
+          <w:right w:color="auto" w:space="0" w:sz="0" w:val="none"/>
+          <w:between w:color="auto" w:space="0" w:sz="0" w:val="none"/>
+        </w:pBdr>
+        <w:shd w:fill="ffffff" w:val="clear"/>
+        <w:spacing w:after="0" w:afterAutospacing="0" w:line="259.20000000000005" w:lineRule="auto"/>
+        <w:ind w:left="720" w:hanging="360"/>
+      </w:pPr>
+      <w:r>
+        <w:rPr>
+          <w:rtl w:val="0"/>
+        </w:rPr>
+        <w:t xml:space="preserve">Trabajo completado.</w:t>
+      </w:r>
+    </w:p>
+    <w:p>
+      <w:pPr>
+        <w:numPr>
+          <w:ilvl w:val="0"/>
+          <w:numId w:val="1"/>
+        </w:numPr>
+        <w:pBdr>
+          <w:top w:color="auto" w:space="0" w:sz="0" w:val="none"/>
+          <w:left w:color="auto" w:space="0" w:sz="0" w:val="none"/>
+          <w:bottom w:color="auto" w:space="0" w:sz="0" w:val="none"/>
+          <w:right w:color="auto" w:space="0" w:sz="0" w:val="none"/>
+          <w:between w:color="auto" w:space="0" w:sz="0" w:val="none"/>
+        </w:pBdr>
+        <w:shd w:fill="ffffff" w:val="clear"/>
+        <w:spacing w:after="0" w:afterAutospacing="0" w:line="259.20000000000005" w:lineRule="auto"/>
+        <w:ind w:left="720" w:hanging="360"/>
+      </w:pPr>
+      <w:r>
+        <w:rPr>
+          <w:rtl w:val="0"/>
+        </w:rPr>
+        <w:t xml:space="preserve">Los criterios de aceptación cumplidos y verificados.</w:t>
+      </w:r>
+    </w:p>
+    <w:p>
+      <w:pPr>
+        <w:numPr>
+          <w:ilvl w:val="0"/>
+          <w:numId w:val="1"/>
+        </w:numPr>
+        <w:pBdr>
+          <w:top w:color="auto" w:space="0" w:sz="0" w:val="none"/>
+          <w:left w:color="auto" w:space="0" w:sz="0" w:val="none"/>
+          <w:bottom w:color="auto" w:space="0" w:sz="0" w:val="none"/>
+          <w:right w:color="auto" w:space="0" w:sz="0" w:val="none"/>
+          <w:between w:color="auto" w:space="0" w:sz="0" w:val="none"/>
+        </w:pBdr>
+        <w:shd w:fill="ffffff" w:val="clear"/>
+        <w:spacing w:after="0" w:afterAutospacing="0" w:line="259.20000000000005" w:lineRule="auto"/>
+        <w:ind w:left="720" w:hanging="360"/>
+      </w:pPr>
+      <w:r>
+        <w:rPr>
+          <w:rtl w:val="0"/>
+        </w:rPr>
+        <w:t xml:space="preserve">El documento o código  fue revisado por otro integrante.</w:t>
+      </w:r>
+    </w:p>
+    <w:p>
+      <w:pPr>
+        <w:numPr>
+          <w:ilvl w:val="0"/>
+          <w:numId w:val="1"/>
+        </w:numPr>
+        <w:pBdr>
+          <w:top w:color="auto" w:space="0" w:sz="0" w:val="none"/>
+          <w:left w:color="auto" w:space="0" w:sz="0" w:val="none"/>
+          <w:bottom w:color="auto" w:space="0" w:sz="0" w:val="none"/>
+          <w:right w:color="auto" w:space="0" w:sz="0" w:val="none"/>
+          <w:between w:color="auto" w:space="0" w:sz="0" w:val="none"/>
+        </w:pBdr>
+        <w:shd w:fill="ffffff" w:val="clear"/>
+        <w:spacing w:after="0" w:afterAutospacing="0" w:line="259.20000000000005" w:lineRule="auto"/>
+        <w:ind w:left="720" w:hanging="360"/>
+      </w:pPr>
+      <w:r>
+        <w:rPr>
+          <w:rtl w:val="0"/>
+        </w:rPr>
+        <w:t xml:space="preserve">La documentación, trazabilidad, riesgos y evidencias fueron actualizados.</w:t>
+      </w:r>
+    </w:p>
+    <w:p>
+      <w:pPr>
+        <w:numPr>
+          <w:ilvl w:val="0"/>
+          <w:numId w:val="1"/>
+        </w:numPr>
+        <w:pBdr>
+          <w:top w:color="auto" w:space="0" w:sz="0" w:val="none"/>
+          <w:left w:color="auto" w:space="0" w:sz="0" w:val="none"/>
+          <w:bottom w:color="auto" w:space="0" w:sz="0" w:val="none"/>
+          <w:right w:color="auto" w:space="0" w:sz="0" w:val="none"/>
+          <w:between w:color="auto" w:space="0" w:sz="0" w:val="none"/>
+        </w:pBdr>
+        <w:shd w:fill="ffffff" w:val="clear"/>
+        <w:spacing w:after="0" w:afterAutospacing="0" w:line="259.20000000000005" w:lineRule="auto"/>
+        <w:ind w:left="720" w:hanging="360"/>
+      </w:pPr>
+      <w:r>
+        <w:rPr>
+          <w:rtl w:val="0"/>
+        </w:rPr>
+        <w:t xml:space="preserve">Sin errores críticos pendientes.</w:t>
+      </w:r>
+    </w:p>
+    <w:p>
+      <w:pPr>
+        <w:numPr>
+          <w:ilvl w:val="0"/>
+          <w:numId w:val="1"/>
+        </w:numPr>
+        <w:pBdr>
+          <w:top w:color="auto" w:space="0" w:sz="0" w:val="none"/>
+          <w:left w:color="auto" w:space="0" w:sz="0" w:val="none"/>
+          <w:bottom w:color="auto" w:space="0" w:sz="0" w:val="none"/>
+          <w:right w:color="auto" w:space="0" w:sz="0" w:val="none"/>
+          <w:between w:color="auto" w:space="0" w:sz="0" w:val="none"/>
+        </w:pBdr>
+        <w:shd w:fill="ffffff" w:val="clear"/>
+        <w:spacing w:after="0" w:afterAutospacing="0" w:line="259.20000000000005" w:lineRule="auto"/>
+        <w:ind w:left="720" w:hanging="360"/>
+      </w:pPr>
+      <w:r>
+        <w:rPr>
+          <w:rtl w:val="0"/>
+        </w:rPr>
+        <w:t xml:space="preserve">Evidencia adjuntada.</w:t>
+      </w:r>
+    </w:p>
+    <w:p>
+      <w:pPr>
+        <w:numPr>
+          <w:ilvl w:val="0"/>
+          <w:numId w:val="1"/>
+        </w:numPr>
+        <w:pBdr>
+          <w:top w:color="auto" w:space="0" w:sz="0" w:val="none"/>
+          <w:left w:color="auto" w:space="0" w:sz="0" w:val="none"/>
+          <w:bottom w:color="auto" w:space="0" w:sz="0" w:val="none"/>
+          <w:right w:color="auto" w:space="0" w:sz="0" w:val="none"/>
+          <w:between w:color="auto" w:space="0" w:sz="0" w:val="none"/>
+        </w:pBdr>
+        <w:shd w:fill="ffffff" w:val="clear"/>
+        <w:spacing w:after="0" w:afterAutospacing="0" w:line="259.20000000000005" w:lineRule="auto"/>
+        <w:ind w:left="720" w:hanging="360"/>
+      </w:pPr>
+      <w:r>
+        <w:rPr>
+          <w:rtl w:val="0"/>
+        </w:rPr>
+        <w:t xml:space="preserve">El incremento puede presentarse en la Sprint Review y ser inspeccionado por el Product Owner.</w:t>
+      </w:r>
+    </w:p>
+    <w:p>
+      <w:pPr>
+        <w:numPr>
+          <w:ilvl w:val="0"/>
+          <w:numId w:val="1"/>
+        </w:numPr>
+        <w:pBdr>
+          <w:top w:color="auto" w:space="0" w:sz="0" w:val="none"/>
+          <w:left w:color="auto" w:space="0" w:sz="0" w:val="none"/>
+          <w:bottom w:color="auto" w:space="0" w:sz="0" w:val="none"/>
+          <w:right w:color="auto" w:space="0" w:sz="0" w:val="none"/>
+          <w:between w:color="auto" w:space="0" w:sz="0" w:val="none"/>
+        </w:pBdr>
+        <w:shd w:fill="ffffff" w:val="clear"/>
+        <w:spacing w:after="100" w:line="259.20000000000005" w:lineRule="auto"/>
+        <w:ind w:left="720" w:hanging="360"/>
+      </w:pPr>
+      <w:r>
+        <w:rPr>
+          <w:rtl w:val="0"/>
+        </w:rPr>
+        <w:t xml:space="preserve">Product Owner valida el resultado.</w:t>
+      </w:r>
+    </w:p>
+    <w:p>
+      <w:pPr>
+        <w:pBdr>
+          <w:top w:color="auto" w:space="0" w:sz="0" w:val="none"/>
+          <w:left w:color="auto" w:space="0" w:sz="0" w:val="none"/>
+          <w:bottom w:color="auto" w:space="0" w:sz="0" w:val="none"/>
+          <w:right w:color="auto" w:space="0" w:sz="0" w:val="none"/>
+          <w:between w:color="auto" w:space="0" w:sz="0" w:val="none"/>
+        </w:pBdr>
+        <w:shd w:fill="ffffff" w:val="clear"/>
+        <w:spacing w:after="100" w:line="259.20000000000005" w:lineRule="auto"/>
+        <w:rPr/>
+      </w:pPr>
+      <w:r>
+        <w:rPr>
+          <w:rtl w:val="0"/>
+        </w:rPr>
+      </w:r>
+    </w:p>
+    <w:p>
+      <w:pPr>
+        <w:pBdr>
+          <w:top w:color="auto" w:space="0" w:sz="0" w:val="none"/>
+          <w:left w:color="auto" w:space="0" w:sz="0" w:val="none"/>
+          <w:bottom w:color="auto" w:space="0" w:sz="0" w:val="none"/>
+          <w:right w:color="auto" w:space="0" w:sz="0" w:val="none"/>
+          <w:between w:color="auto" w:space="0" w:sz="0" w:val="none"/>
+        </w:pBdr>
+        <w:shd w:fill="ffffff" w:val="clear"/>
+        <w:spacing w:after="100" w:line="259.20000000000005" w:lineRule="auto"/>
+        <w:rPr/>
+      </w:pPr>
+      <w:r>
+        <w:rPr>
+          <w:rtl w:val="0"/>
+        </w:rPr>
+      </w:r>
+    </w:p>
+    <w:p>
+      <w:pPr>
+        <w:pBdr>
+          <w:top w:color="auto" w:space="0" w:sz="0" w:val="none"/>
+          <w:left w:color="auto" w:space="0" w:sz="0" w:val="none"/>
+          <w:bottom w:color="auto" w:space="0" w:sz="0" w:val="none"/>
+          <w:right w:color="auto" w:space="0" w:sz="0" w:val="none"/>
+          <w:between w:color="auto" w:space="0" w:sz="0" w:val="none"/>
+        </w:pBdr>
+        <w:shd w:fill="ffffff" w:val="clear"/>
+        <w:spacing w:after="100" w:line="259.20000000000005" w:lineRule="auto"/>
+        <w:rPr/>
+      </w:pPr>
+      <w:r>
+        <w:rPr>
+          <w:rtl w:val="0"/>
+        </w:rPr>
+      </w:r>
+    </w:p>
+    <w:p>
+      <w:pPr>
+        <w:pBdr>
+          <w:top w:color="auto" w:space="0" w:sz="0" w:val="none"/>
+          <w:left w:color="auto" w:space="0" w:sz="0" w:val="none"/>
+          <w:bottom w:color="auto" w:space="0" w:sz="0" w:val="none"/>
+          <w:right w:color="auto" w:space="0" w:sz="0" w:val="none"/>
+          <w:between w:color="auto" w:space="0" w:sz="0" w:val="none"/>
+        </w:pBdr>
+        <w:shd w:fill="ffffff" w:val="clear"/>
+        <w:spacing w:after="100" w:line="259.20000000000005" w:lineRule="auto"/>
+        <w:rPr/>
+      </w:pPr>
+      <w:r>
+        <w:rPr>
+          <w:rtl w:val="0"/>
+        </w:rPr>
+      </w:r>
+    </w:p>
+    <w:p>
+      <w:pPr>
+        <w:pBdr>
+          <w:top w:color="auto" w:space="0" w:sz="0" w:val="none"/>
+          <w:left w:color="auto" w:space="0" w:sz="0" w:val="none"/>
+          <w:bottom w:color="auto" w:space="0" w:sz="0" w:val="none"/>
+          <w:right w:color="auto" w:space="0" w:sz="0" w:val="none"/>
+          <w:between w:color="auto" w:space="0" w:sz="0" w:val="none"/>
+        </w:pBdr>
+        <w:shd w:fill="ffffff" w:val="clear"/>
+        <w:spacing w:after="100" w:line="259.20000000000005" w:lineRule="auto"/>
+        <w:rPr/>
+      </w:pPr>
+      <w:r>
+        <w:rPr>
+          <w:rtl w:val="0"/>
+        </w:rPr>
+      </w:r>
+    </w:p>
+    <w:p>
+      <w:pPr>
+        <w:pBdr>
+          <w:top w:color="auto" w:space="0" w:sz="0" w:val="none"/>
+          <w:left w:color="auto" w:space="0" w:sz="0" w:val="none"/>
+          <w:bottom w:color="auto" w:space="0" w:sz="0" w:val="none"/>
+          <w:right w:color="auto" w:space="0" w:sz="0" w:val="none"/>
+          <w:between w:color="auto" w:space="0" w:sz="0" w:val="none"/>
+        </w:pBdr>
+        <w:shd w:fill="ffffff" w:val="clear"/>
+        <w:spacing w:after="100" w:line="259.20000000000005" w:lineRule="auto"/>
+        <w:rPr/>
+      </w:pPr>
+      <w:r>
+        <w:rPr>
+          <w:rtl w:val="0"/>
+        </w:rPr>
+      </w:r>
+    </w:p>
+    <w:p>
+      <w:pPr>
+        <w:pBdr>
+          <w:top w:color="auto" w:space="0" w:sz="0" w:val="none"/>
+          <w:left w:color="auto" w:space="0" w:sz="0" w:val="none"/>
+          <w:bottom w:color="auto" w:space="0" w:sz="0" w:val="none"/>
+          <w:right w:color="auto" w:space="0" w:sz="0" w:val="none"/>
+          <w:between w:color="auto" w:space="0" w:sz="0" w:val="none"/>
+        </w:pBdr>
+        <w:shd w:fill="ffffff" w:val="clear"/>
+        <w:spacing w:after="100" w:line="259.20000000000005" w:lineRule="auto"/>
+        <w:rPr>
+          <w:b w:val="1"/>
+          <w:bCs w:val="1"/>
+          <w:sz w:val="34"/>
+          <w:szCs w:val="34"/>
+        </w:rPr>
+      </w:pPr>
+      <w:r>
+        <w:rPr>
+          <w:b w:val="1"/>
+          <w:bCs w:val="1"/>
+          <w:sz w:val="34"/>
+          <w:szCs w:val="34"/>
+          <w:rtl w:val="0"/>
+        </w:rPr>
+        <w:t xml:space="preserve">Sprint 7: Autenticación y Primer Contacto de Emergencia</w:t>
+      </w:r>
+    </w:p>
+    <w:p>
+      <w:pPr>
+        <w:spacing w:after="120" w:line="256.8" w:lineRule="auto"/>
+        <w:rPr/>
+      </w:pPr>
+      <w:r>
+        <w:rPr>
+          <w:b w:val="1"/>
+          <w:bCs w:val="1"/>
+          <w:color w:val="17365d"/>
+          <w:rtl w:val="0"/>
+        </w:rPr>
+        <w:t xml:space="preserve">Periodo: </w:t>
+      </w:r>
+      <w:r>
+        <w:rPr>
+          <w:rtl w:val="0"/>
+        </w:rPr>
+        <w:t xml:space="preserve">12</w:t>
+      </w:r>
+      <w:r>
+        <w:rPr>
+          <w:rtl w:val="0"/>
+        </w:rPr>
+        <w:t xml:space="preserve"> de octubre al 16 de octubre de 2026</w:t>
+      </w:r>
+    </w:p>
+    <w:p>
+      <w:pPr>
+        <w:spacing w:after="120" w:line="256.8" w:lineRule="auto"/>
+        <w:rPr/>
+      </w:pPr>
+      <w:r>
+        <w:rPr>
+          <w:b w:val="1"/>
+          <w:bCs w:val="1"/>
+          <w:color w:val="17365d"/>
+          <w:rtl w:val="0"/>
+        </w:rPr>
+        <w:t xml:space="preserve">Sprint Goal:</w:t>
+      </w:r>
+      <w:r>
+        <w:rPr>
+          <w:rtl w:val="0"/>
+        </w:rPr>
+        <w:t xml:space="preserve"> Implementar la red de contactos de emergencia, hacer correcciones dadas por el profesor en la documentación.</w:t>
+      </w:r>
+    </w:p>
+    <w:p>
+      <w:pPr>
+        <w:spacing w:after="120" w:line="256.8" w:lineRule="auto"/>
+        <w:rPr/>
+      </w:pPr>
+      <w:r>
+        <w:rPr>
+          <w:b w:val="1"/>
+          <w:bCs w:val="1"/>
+          <w:color w:val="17365d"/>
+          <w:rtl w:val="0"/>
+        </w:rPr>
+        <w:t xml:space="preserve">Hito académico:</w:t>
+      </w:r>
+      <w:r>
+        <w:rPr>
+          <w:rtl w:val="0"/>
+        </w:rPr>
+        <w:t xml:space="preserve"> revisión del avance y recepción de retroalimentación durante la clase semanal con el profesor. El día jueves 15 a las 3:30.</w:t>
+      </w:r>
+    </w:p>
+    <w:tbl>
+      <w:tblPr>
+        <w:tblStyle w:val="Table3"/>
+        <w:tblW w:w="8895.0" w:type="dxa"/>
+        <w:jc w:val="left"/>
+        <w:tblLayout w:type="fixed"/>
+        <w:tblLook w:val="0600"/>
+      </w:tblPr>
+      <w:tblGrid>
+        <w:gridCol w:w="1095"/>
+        <w:gridCol w:w="4785"/>
+        <w:gridCol w:w="1125"/>
+        <w:gridCol w:w="1890"/>
+        <w:tblGridChange w:id="0">
+          <w:tblGrid>
+            <w:gridCol w:w="1095"/>
+            <w:gridCol w:w="4785"/>
+            <w:gridCol w:w="1125"/>
+            <w:gridCol w:w="1890"/>
+          </w:tblGrid>
+        </w:tblGridChange>
+      </w:tblGrid>
+      <w:tr>
+        <w:trPr>
+          <w:cantSplit w:val="0"/>
+          <w:trHeight w:val="375" w:hRule="atLeast"/>
+          <w:tblHeader w:val="0"/>
+        </w:trPr>
+        <w:tc>
+          <w:tcPr>
+            <w:tcBorders>
+              <w:top w:color="b7c9db" w:space="0" w:sz="6" w:val="single"/>
+              <w:left w:color="b7c9db" w:space="0" w:sz="6" w:val="single"/>
+              <w:bottom w:color="b7c9db" w:space="0" w:sz="6" w:val="single"/>
+              <w:right w:color="b7c9db" w:space="0" w:sz="6" w:val="single"/>
+            </w:tcBorders>
+            <w:shd w:fill="17365d" w:val="clear"/>
+            <w:tcMar>
+              <w:top w:w="100.0" w:type="dxa"/>
+              <w:left w:w="120.0" w:type="dxa"/>
+              <w:bottom w:w="100.0" w:type="dxa"/>
+              <w:right w:w="120.0" w:type="dxa"/>
+            </w:tcMar>
+            <w:vAlign w:val="top"/>
+          </w:tcPr>
+          <w:p>
+            <w:pPr>
+              <w:jc w:val="center"/>
+              <w:rPr>
+                <w:b w:val="1"/>
+                <w:bCs w:val="1"/>
+                <w:color w:val="ffffff"/>
+              </w:rPr>
+            </w:pPr>
+            <w:r>
+              <w:rPr>
+                <w:b w:val="1"/>
+                <w:bCs w:val="1"/>
+                <w:color w:val="ffffff"/>
+                <w:rtl w:val="0"/>
+              </w:rPr>
+              <w:t xml:space="preserve">PBI</w:t>
+            </w:r>
+          </w:p>
+        </w:tc>
+        <w:tc>
+          <w:tcPr>
+            <w:tcBorders>
+              <w:top w:color="b7c9db" w:space="0" w:sz="6" w:val="single"/>
+              <w:left w:color="000000" w:space="0" w:sz="0" w:val="nil"/>
+              <w:bottom w:color="b7c9db" w:space="0" w:sz="6" w:val="single"/>
+              <w:right w:color="b7c9db" w:space="0" w:sz="6" w:val="single"/>
+            </w:tcBorders>
+            <w:shd w:fill="17365d" w:val="clear"/>
+            <w:tcMar>
+              <w:top w:w="100.0" w:type="dxa"/>
+              <w:left w:w="120.0" w:type="dxa"/>
+              <w:bottom w:w="100.0" w:type="dxa"/>
+              <w:right w:w="120.0" w:type="dxa"/>
+            </w:tcMar>
+            <w:vAlign w:val="top"/>
+          </w:tcPr>
+          <w:p>
+            <w:pPr>
+              <w:jc w:val="center"/>
+              <w:rPr>
+                <w:b w:val="1"/>
+                <w:bCs w:val="1"/>
+                <w:color w:val="ffffff"/>
+              </w:rPr>
+            </w:pPr>
+            <w:r>
+              <w:rPr>
+                <w:b w:val="1"/>
+                <w:bCs w:val="1"/>
+                <w:color w:val="ffffff"/>
+                <w:rtl w:val="0"/>
+              </w:rPr>
+              <w:t xml:space="preserve">Elemento seleccionado</w:t>
+            </w:r>
+          </w:p>
+        </w:tc>
+        <w:tc>
+          <w:tcPr>
+            <w:tcBorders>
+              <w:top w:color="b7c9db" w:space="0" w:sz="6" w:val="single"/>
+              <w:left w:color="b7c9db" w:space="0" w:sz="6" w:val="single"/>
+              <w:bottom w:color="b7c9db" w:space="0" w:sz="6" w:val="single"/>
+              <w:right w:color="b7c9db" w:space="0" w:sz="6" w:val="single"/>
+            </w:tcBorders>
+            <w:shd w:fill="17365d" w:val="clear"/>
+            <w:tcMar>
+              <w:top w:w="100.0" w:type="dxa"/>
+              <w:left w:w="120.0" w:type="dxa"/>
+              <w:bottom w:w="100.0" w:type="dxa"/>
+              <w:right w:w="120.0" w:type="dxa"/>
+            </w:tcMar>
+            <w:vAlign w:val="top"/>
+          </w:tcPr>
+          <w:p>
+            <w:pPr>
+              <w:jc w:val="center"/>
+              <w:rPr>
+                <w:b w:val="1"/>
+                <w:bCs w:val="1"/>
+                <w:color w:val="ffffff"/>
+                <w:sz w:val="17"/>
+                <w:szCs w:val="17"/>
+              </w:rPr>
+            </w:pPr>
+            <w:r>
+              <w:rPr>
+                <w:b w:val="1"/>
+                <w:bCs w:val="1"/>
+                <w:color w:val="ffffff"/>
+                <w:rtl w:val="0"/>
+              </w:rPr>
+              <w:t xml:space="preserve">Story Points</w:t>
+            </w:r>
+            <w:r>
+              <w:rPr>
+                <w:rtl w:val="0"/>
+              </w:rPr>
+            </w:r>
+          </w:p>
+        </w:tc>
+        <w:tc>
+          <w:tcPr>
+            <w:tcBorders>
+              <w:top w:color="b7c9db" w:space="0" w:sz="6" w:val="single"/>
+              <w:left w:color="000000" w:space="0" w:sz="0" w:val="nil"/>
+              <w:bottom w:color="b7c9db" w:space="0" w:sz="6" w:val="single"/>
+              <w:right w:color="b7c9db" w:space="0" w:sz="6" w:val="single"/>
+            </w:tcBorders>
+            <w:shd w:fill="17365d" w:val="clear"/>
+            <w:tcMar>
+              <w:top w:w="100.0" w:type="dxa"/>
+              <w:left w:w="120.0" w:type="dxa"/>
+              <w:bottom w:w="100.0" w:type="dxa"/>
+              <w:right w:w="120.0" w:type="dxa"/>
+            </w:tcMar>
+            <w:vAlign w:val="top"/>
+          </w:tcPr>
+          <w:p>
+            <w:pPr>
+              <w:jc w:val="center"/>
+              <w:rPr>
+                <w:b w:val="1"/>
+                <w:bCs w:val="1"/>
+                <w:color w:val="ffffff"/>
+              </w:rPr>
+            </w:pPr>
+            <w:r>
+              <w:rPr>
+                <w:b w:val="1"/>
+                <w:bCs w:val="1"/>
+                <w:color w:val="ffffff"/>
+                <w:rtl w:val="0"/>
+              </w:rPr>
+              <w:t xml:space="preserve">Responsable</w:t>
+            </w:r>
+          </w:p>
+        </w:tc>
+      </w:tr>
       <w:tr>
         <w:trPr>
           <w:cantSplit w:val="0"/>
@@ -1393,19 +2214,6 @@
           </w:tcPr>
           <w:p>
             <w:pPr>
-              <w:keepNext w:val="0"/>
-              <w:keepLines w:val="0"/>
-              <w:widowControl w:val="1"/>
-              <w:pBdr>
-                <w:top w:space="0" w:sz="0" w:val="nil"/>
-                <w:left w:space="0" w:sz="0" w:val="nil"/>
-                <w:bottom w:space="0" w:sz="0" w:val="nil"/>
-                <w:right w:space="0" w:sz="0" w:val="nil"/>
-                <w:between w:space="0" w:sz="0" w:val="nil"/>
-              </w:pBdr>
-              <w:shd w:fill="auto" w:val="clear"/>
-              <w:spacing w:after="0" w:before="0" w:line="276" w:lineRule="auto"/>
-              <w:ind w:left="0" w:right="0" w:firstLine="0"/>
               <w:jc w:val="center"/>
               <w:rPr/>
             </w:pPr>
@@ -1414,11 +2222,6 @@
                 <w:rtl w:val="0"/>
               </w:rPr>
               <w:t xml:space="preserve">HU-03</w:t>
-            </w:r>
-            <w:r>
-              <w:rPr>
-                <w:rtl w:val="0"/>
-              </w:rPr>
             </w:r>
           </w:p>
         </w:tc>
@@ -1440,19 +2243,6 @@
           </w:tcPr>
           <w:p>
             <w:pPr>
-              <w:keepNext w:val="0"/>
-              <w:keepLines w:val="0"/>
-              <w:widowControl w:val="1"/>
-              <w:pBdr>
-                <w:top w:space="0" w:sz="0" w:val="nil"/>
-                <w:left w:space="0" w:sz="0" w:val="nil"/>
-                <w:bottom w:space="0" w:sz="0" w:val="nil"/>
-                <w:right w:space="0" w:sz="0" w:val="nil"/>
-                <w:between w:space="0" w:sz="0" w:val="nil"/>
-              </w:pBdr>
-              <w:shd w:fill="auto" w:val="clear"/>
-              <w:spacing w:after="0" w:before="0" w:line="276" w:lineRule="auto"/>
-              <w:ind w:left="0" w:right="0" w:firstLine="0"/>
               <w:jc w:val="center"/>
               <w:rPr/>
             </w:pPr>
@@ -1526,189 +2316,100 @@
     </w:tbl>
     <w:p>
       <w:pPr>
+        <w:rPr/>
+      </w:pPr>
+      <w:r>
         <w:rPr>
           <w:b w:val="1"/>
           <w:bCs w:val="1"/>
           <w:color w:val="17365d"/>
-        </w:rPr>
-      </w:pPr>
-      <w:r>
+          <w:rtl w:val="0"/>
+        </w:rPr>
+        <w:t xml:space="preserve">Tareas del Sprint Backlog</w:t>
+      </w:r>
+      <w:r>
+        <w:rPr>
+          <w:rtl w:val="0"/>
+        </w:rPr>
+      </w:r>
+    </w:p>
+    <w:p>
+      <w:pPr>
+        <w:numPr>
+          <w:ilvl w:val="0"/>
+          <w:numId w:val="3"/>
+        </w:numPr>
+        <w:spacing w:after="0" w:afterAutospacing="0" w:lineRule="auto"/>
+        <w:ind w:left="720" w:hanging="360"/>
+      </w:pPr>
+      <w:r>
+        <w:rPr>
+          <w:rtl w:val="0"/>
+        </w:rPr>
+        <w:t xml:space="preserve">Diseñar/implementar el formulario para registrar un contacto de emergencia.</w:t>
+      </w:r>
+    </w:p>
+    <w:p>
+      <w:pPr>
+        <w:numPr>
+          <w:ilvl w:val="0"/>
+          <w:numId w:val="3"/>
+        </w:numPr>
+        <w:spacing w:after="0" w:afterAutospacing="0" w:lineRule="auto"/>
+        <w:ind w:left="720" w:hanging="360"/>
+      </w:pPr>
+      <w:r>
+        <w:rPr>
+          <w:rtl w:val="0"/>
+        </w:rPr>
+        <w:t xml:space="preserve">Validar el límite máximo de 5 contactos por cuenta y el formato de numero de telefono.</w:t>
+      </w:r>
+    </w:p>
+    <w:p>
+      <w:pPr>
+        <w:numPr>
+          <w:ilvl w:val="0"/>
+          <w:numId w:val="3"/>
+        </w:numPr>
+        <w:spacing w:after="0" w:afterAutospacing="0" w:lineRule="auto"/>
+        <w:ind w:left="720" w:hanging="360"/>
+      </w:pPr>
+      <w:r>
+        <w:rPr>
+          <w:rtl w:val="0"/>
+        </w:rPr>
+        <w:t xml:space="preserve">Habilitar el contacto registrado para recibir alertas.</w:t>
+      </w:r>
+    </w:p>
+    <w:p>
+      <w:pPr>
+        <w:numPr>
+          <w:ilvl w:val="0"/>
+          <w:numId w:val="3"/>
+        </w:numPr>
+        <w:spacing w:after="60" w:lineRule="auto"/>
+        <w:ind w:left="720" w:hanging="360"/>
+      </w:pPr>
+      <w:r>
+        <w:rPr>
+          <w:rtl w:val="0"/>
+        </w:rPr>
+        <w:t xml:space="preserve">Correcciones dadas por la retroalimentación.</w:t>
+      </w:r>
+    </w:p>
+    <w:p>
+      <w:pPr>
         <w:rPr>
           <w:b w:val="1"/>
           <w:bCs w:val="1"/>
           <w:color w:val="17365d"/>
-          <w:rtl w:val="0"/>
-        </w:rPr>
-        <w:t xml:space="preserve">Tareas del Sprint Backlog</w:t>
-      </w:r>
-    </w:p>
-    <w:p>
-      <w:pPr>
-        <w:numPr>
-          <w:ilvl w:val="0"/>
-          <w:numId w:val="3"/>
-        </w:numPr>
-        <w:spacing w:after="0" w:afterAutospacing="0" w:lineRule="auto"/>
-        <w:ind w:left="720" w:hanging="360"/>
-      </w:pPr>
-      <w:r>
-        <w:rPr>
-          <w:rtl w:val="0"/>
-        </w:rPr>
-        <w:t xml:space="preserve">Implementar la validación de credenciales y generación de token JWT seguro.</w:t>
-      </w:r>
-    </w:p>
-    <w:p>
-      <w:pPr>
-        <w:numPr>
-          <w:ilvl w:val="0"/>
-          <w:numId w:val="3"/>
-        </w:numPr>
-        <w:spacing w:after="0" w:afterAutospacing="0" w:lineRule="auto"/>
-        <w:ind w:left="720" w:hanging="360"/>
-        <w:rPr>
-          <w:u w:val="none"/>
-        </w:rPr>
-      </w:pPr>
-      <w:r>
-        <w:rPr>
-          <w:rtl w:val="0"/>
-        </w:rPr>
-        <w:t xml:space="preserve">Implementar el mantenimiento seguro de la sesión en la aplicación.</w:t>
-      </w:r>
-    </w:p>
-    <w:p>
-      <w:pPr>
-        <w:numPr>
-          <w:ilvl w:val="0"/>
-          <w:numId w:val="3"/>
-        </w:numPr>
-        <w:spacing w:after="0" w:afterAutospacing="0" w:lineRule="auto"/>
-        <w:ind w:left="720" w:hanging="360"/>
-        <w:rPr>
-          <w:u w:val="none"/>
-        </w:rPr>
-      </w:pPr>
-      <w:r>
-        <w:rPr>
-          <w:rtl w:val="0"/>
-        </w:rPr>
-        <w:t xml:space="preserve">Diseñar/implementar el formulario para registrar un contacto de emergencia.</w:t>
-      </w:r>
-    </w:p>
-    <w:p>
-      <w:pPr>
-        <w:numPr>
-          <w:ilvl w:val="0"/>
-          <w:numId w:val="3"/>
-        </w:numPr>
-        <w:spacing w:after="0" w:afterAutospacing="0" w:lineRule="auto"/>
-        <w:ind w:left="720" w:hanging="360"/>
-        <w:rPr>
-          <w:u w:val="none"/>
-        </w:rPr>
-      </w:pPr>
-      <w:r>
-        <w:rPr>
-          <w:rtl w:val="0"/>
-        </w:rPr>
-        <w:t xml:space="preserve">Validar el límite máximo de 5 contactos por cuenta y el formato de numero de telefono.</w:t>
-      </w:r>
-    </w:p>
-    <w:p>
-      <w:pPr>
-        <w:numPr>
-          <w:ilvl w:val="0"/>
-          <w:numId w:val="3"/>
-        </w:numPr>
-        <w:spacing w:after="0" w:afterAutospacing="0" w:lineRule="auto"/>
-        <w:ind w:left="720" w:hanging="360"/>
-        <w:rPr>
-          <w:u w:val="none"/>
-        </w:rPr>
-      </w:pPr>
-      <w:r>
-        <w:rPr>
-          <w:rtl w:val="0"/>
-        </w:rPr>
-        <w:t xml:space="preserve">Habilitar el contacto registrado para recibir alertas.</w:t>
-      </w:r>
-    </w:p>
-    <w:p>
-      <w:pPr>
-        <w:numPr>
-          <w:ilvl w:val="0"/>
-          <w:numId w:val="3"/>
-        </w:numPr>
-        <w:spacing w:after="0" w:afterAutospacing="0" w:lineRule="auto"/>
-        <w:ind w:left="720" w:hanging="360"/>
-        <w:rPr>
-          <w:u w:val="none"/>
-        </w:rPr>
-      </w:pPr>
-      <w:r>
-        <w:rPr>
-          <w:rtl w:val="0"/>
-        </w:rPr>
-        <w:t xml:space="preserve">Correcciones dadas por la retroalimentación.</w:t>
-      </w:r>
-    </w:p>
-    <w:p>
-      <w:pPr>
-        <w:numPr>
-          <w:ilvl w:val="0"/>
-          <w:numId w:val="3"/>
-        </w:numPr>
-        <w:spacing w:after="0" w:afterAutospacing="0" w:lineRule="auto"/>
-        <w:ind w:left="720" w:hanging="360"/>
-        <w:rPr>
-          <w:u w:val="none"/>
-        </w:rPr>
-      </w:pPr>
-      <w:r>
-        <w:rPr>
-          <w:rtl w:val="0"/>
-        </w:rPr>
-        <w:t xml:space="preserve">Arreglar problemas con la conexión de la base de datos.</w:t>
-      </w:r>
-    </w:p>
-    <w:p>
-      <w:pPr>
-        <w:numPr>
-          <w:ilvl w:val="0"/>
-          <w:numId w:val="3"/>
-        </w:numPr>
-        <w:spacing w:after="60" w:lineRule="auto"/>
-        <w:ind w:left="720" w:hanging="360"/>
-        <w:rPr>
-          <w:u w:val="none"/>
-        </w:rPr>
-      </w:pPr>
-      <w:r>
-        <w:rPr>
-          <w:rtl w:val="0"/>
-        </w:rPr>
-        <w:t xml:space="preserve">Preparar para el consumo de APIs externas.</w:t>
-      </w:r>
-      <w:r>
-        <w:rPr>
-          <w:rtl w:val="0"/>
-        </w:rPr>
-      </w:r>
-    </w:p>
-    <w:p>
-      <w:pPr>
+        </w:rPr>
+      </w:pPr>
+      <w:r>
         <w:rPr>
           <w:b w:val="1"/>
           <w:bCs w:val="1"/>
           <w:color w:val="17365d"/>
-        </w:rPr>
-      </w:pPr>
-      <w:r>
-        <w:rPr>
-          <w:b w:val="1"/>
-          <w:bCs w:val="1"/>
-          <w:color w:val="17365d"/>
           <w:rtl w:val="0"/>
         </w:rPr>
         <w:t xml:space="preserve">Seguimiento y evidencia esperada</w:t>
@@ -1727,7 +2428,7 @@
         <w:rPr>
           <w:rtl w:val="0"/>
         </w:rPr>
-        <w:t xml:space="preserve">Daily Scrum: 28, 29 y 30 de agosto 1, 2, 5, 6, 7, 8 y 9 de octubre</w:t>
+        <w:t xml:space="preserve">Daily Scrum: 12, 13, 14, 15 y 16 de octubre</w:t>
       </w:r>
     </w:p>
     <w:p>
@@ -2552,6 +3253,50 @@
     </w:tblPr>
   </w:style>
   <w:style w:type="table" w:styleId="Table2">
+    <w:basedOn w:val="TableNormal"/>
+    <w:tblPr>
+      <w:tblStyleRowBandSize w:val="1"/>
+      <w:tblStyleColBandSize w:val="1"/>
+      <w:tblCellMar/>
+    </w:tblPr>
+    <w:tblStylePr w:type="band1Horz">
+      <w:tcPr/>
+    </w:tblStylePr>
+    <w:tblStylePr w:type="band1Vert">
+      <w:tcPr/>
+    </w:tblStylePr>
+    <w:tblStylePr w:type="band2Horz">
+      <w:tcPr/>
+    </w:tblStylePr>
+    <w:tblStylePr w:type="band2Vert">
+      <w:tcPr/>
+    </w:tblStylePr>
+    <w:tblStylePr w:type="firstCol">
+      <w:tcPr/>
+    </w:tblStylePr>
+    <w:tblStylePr w:type="firstRow">
+      <w:tcPr/>
+    </w:tblStylePr>
+    <w:tblStylePr w:type="lastCol">
+      <w:tcPr/>
+    </w:tblStylePr>
+    <w:tblStylePr w:type="lastRow">
+      <w:tcPr/>
+    </w:tblStylePr>
+    <w:tblStylePr w:type="neCell">
+      <w:tcPr/>
+    </w:tblStylePr>
+    <w:tblStylePr w:type="nwCell">
+      <w:tcPr/>
+    </w:tblStylePr>
+    <w:tblStylePr w:type="seCell">
+      <w:tcPr/>
+    </w:tblStylePr>
+    <w:tblStylePr w:type="swCell">
+      <w:tcPr/>
+    </w:tblStylePr>
+  </w:style>
+  <w:style w:type="table" w:styleId="Table3">
     <w:basedOn w:val="TableNormal"/>
     <w:tblPr>
       <w:tblStyleRowBandSize w:val="1"/>

--- a/Fase 2/Evidencias Proyecto/Evidencias de documentación/1.2 Sprint Planning/1.2.3 Sprint-fase2.docx
+++ b/Fase 2/Evidencias Proyecto/Evidencias de documentación/1.2 Sprint Planning/1.2.3 Sprint-fase2.docx
@@ -660,7 +660,7 @@
         <w:rPr>
           <w:rtl w:val="0"/>
         </w:rPr>
-        <w:t xml:space="preserve">Daily Scrum: 21, 22, 23, 24 y 25 de agosto.</w:t>
+        <w:t xml:space="preserve">Daily Scrum: 21, 22, 23, 24 y 25 de septiembre.</w:t>
       </w:r>
     </w:p>
     <w:p>
@@ -1028,7 +1028,7 @@
         <w:rPr>
           <w:rtl w:val="0"/>
         </w:rPr>
-        <w:t xml:space="preserve"> revisión del avance y recepción de retroalimentación durante la clase semanal con el profesor. El día jueves 24 a las 1:40.</w:t>
+        <w:t xml:space="preserve"> revisión del avance y recepción de retroalimentación durante la clase semanal con el profesor. Los días jueves 1 y 8 de octubre a las 1:40.</w:t>
       </w:r>
     </w:p>
     <w:tbl>
@@ -1516,7 +1516,7 @@
         <w:rPr>
           <w:rtl w:val="0"/>
         </w:rPr>
-        <w:t xml:space="preserve">Daily Scrum: 28, 29 y 30 de agosto 1, 2, 5, 6, 7, 8 y 9 de octubre</w:t>
+        <w:t xml:space="preserve">Daily Scrum: 28, 29 y 30 de septiembre; 1, 2, 5, 6, 7, 8 y 9 de octubre</w:t>
       </w:r>
     </w:p>
     <w:p>
